--- a/videos/what-is-data-management/Video 1 - What Is Data Management - filming script.docx
+++ b/videos/what-is-data-management/Video 1 - What Is Data Management - filming script.docx
@@ -74,7 +74,7 @@
           <w:color w:val="6B6B6B"/>
           <w:sz w:val="19"/>
         </w:rPr>
-        <w:t xml:space="preserve">   ·   Video 1, Data Foundations   ·   target 9:56 against a 10:00 ceiling</w:t>
+        <w:t xml:space="preserve">   ·   Video 1, Data Foundations   ·   1400 spoken words, 10:00 at 140 wpm — on the ceiling</w:t>
       </w:r>
     </w:p>
     <w:p>
@@ -106,7 +106,7 @@
           <w:color w:val="B4451F"/>
           <w:sz w:val="19"/>
         </w:rPr>
-        <w:t>Before filming: Gartner on-screen credit, updated thumbnail, timed read-aloud. See pre-filming-checklist.md.</w:t>
+        <w:t>Before filming: TIMED READ-ALOUD (no headroom left), Gartner on-screen credit, updated thumbnail. See pre-filming-checklist.md.</w:t>
       </w:r>
     </w:p>
     <w:p>
@@ -443,7 +443,7 @@
           <w:color w:val="1A1A1A"/>
           <w:sz w:val="26"/>
         </w:rPr>
-        <w:t>And here is the part that took me years to properly appreciate. There was nothing wrong with our database. It did its job perfectly, because a database has no opinion about meaning. What was missing was the business metadata, the agreed and written-down definition of what that column actually meant. That has a proper name in our profession and it's called metadata management. It is one of the core disciplines inside data management.</w:t>
+        <w:t>And here is the part that took me years to properly appreciate. There was nothing wrong with our database. It did its job perfectly, because a database has no opinion about meaning. What was missing was the business metadata, the agreed and written-down definition of what that column actually meant. That has a proper name in our profession and it's called metadata management.</w:t>
       </w:r>
     </w:p>
     <w:p>
@@ -711,22 +711,6 @@
     <w:p>
       <w:pPr>
         <w:widowControl/>
-        <w:spacing w:after="260" w:before="0" w:line="360" w:lineRule="auto"/>
-      </w:pPr>
-      <w:r>
-        <w:rPr>
-          <w:rFonts w:ascii="Georgia" w:hAnsi="Georgia" w:cs="Georgia"/>
-          <w:b w:val="0"/>
-          <w:i w:val="0"/>
-          <w:color w:val="1A1A1A"/>
-          <w:sz w:val="26"/>
-        </w:rPr>
-        <w:t>None of that is a five-year transformation programme. It is a start you could make today.</w:t>
-      </w:r>
-    </w:p>
-    <w:p>
-      <w:pPr>
-        <w:widowControl/>
         <w:spacing w:after="320" w:before="280" w:line="240" w:lineRule="auto"/>
         <w:pBdr>
           <w:bottom w:val="single" w:sz="6" w:space="1" w:color="D8D2CA"/>
@@ -780,7 +764,7 @@
           <w:color w:val="1A1A1A"/>
           <w:sz w:val="26"/>
         </w:rPr>
-        <w:t>So let me pull this together. Data management is the deliberate work of making data trustworthy, and you do it through plans, policies and practices that name an owner, write down what things mean, and catch problems at the source. It runs the whole length of your data's journey, and every video I make sits on that line.</w:t>
+        <w:t>So let me pull this together. Data management is the deliberate work of making data trustworthy, through plans, policies and practices that name an owner, write down what things mean, and catch problems at the source. It runs the whole length of your data's journey, and it is wider than the three moves I have given you. DAMA, the professional body for our field, maps eleven knowledge areas, from data architecture and security to master data and warehousing, with governance running through all of them. Every video I make sits somewhere on that map.</w:t>
       </w:r>
     </w:p>
     <w:p>

--- a/videos/what-is-data-management/Video 1 - What Is Data Management - filming script.docx
+++ b/videos/what-is-data-management/Video 1 - What Is Data Management - filming script.docx
@@ -74,7 +74,7 @@
           <w:color w:val="6B6B6B"/>
           <w:sz w:val="19"/>
         </w:rPr>
-        <w:t xml:space="preserve">   ·   Video 1, Data Foundations   ·   1400 spoken words, 10:00 at 140 wpm — on the ceiling</w:t>
+        <w:t xml:space="preserve">   ·   Video 1, Data Foundations   ·   1340 spoken words, 9:34 at 140 wpm (ceiling 10:00)</w:t>
       </w:r>
     </w:p>
     <w:p>
@@ -106,7 +106,7 @@
           <w:color w:val="B4451F"/>
           <w:sz w:val="19"/>
         </w:rPr>
-        <w:t>Before filming: TIMED READ-ALOUD (no headroom left), Gartner on-screen credit, updated thumbnail. See pre-filming-checklist.md.</w:t>
+        <w:t>Before filming: timed read-aloud, Gartner on-screen credit, updated thumbnail. See pre-filming-checklist.md.</w:t>
       </w:r>
     </w:p>
     <w:p>
@@ -764,23 +764,7 @@
           <w:color w:val="1A1A1A"/>
           <w:sz w:val="26"/>
         </w:rPr>
-        <w:t>So let me pull this together. Data management is the deliberate work of making data trustworthy, through plans, policies and practices that name an owner, write down what things mean, and catch problems at the source. It runs the whole length of your data's journey, and it is wider than the three moves I have given you. DAMA, the professional body for our field, maps eleven knowledge areas, from data architecture and security to master data and warehousing, with governance running through all of them. Every video I make sits somewhere on that map.</w:t>
-      </w:r>
-    </w:p>
-    <w:p>
-      <w:pPr>
-        <w:widowControl/>
-        <w:spacing w:after="260" w:before="0" w:line="360" w:lineRule="auto"/>
-      </w:pPr>
-      <w:r>
-        <w:rPr>
-          <w:rFonts w:ascii="Georgia" w:hAnsi="Georgia" w:cs="Georgia"/>
-          <w:b w:val="0"/>
-          <w:i w:val="0"/>
-          <w:color w:val="1A1A1A"/>
-          <w:sz w:val="26"/>
-        </w:rPr>
-        <w:t>Here is something to try this week. Think of the last report you saw two people disagree about, whether that is at work or in a dataset you have been learning on, and see whether you can answer three questions about it. Who owns it, by name? Where is the metadata, meaning the written definition of what each field actually holds? And what happens downstream if it is wrong? Whatever you cannot answer is exactly where your work starts, so tell me in the comments which of those three stopped you.</w:t>
+        <w:t>So let me pull this together. Data management is the deliberate work of making data trustworthy, through plans, policies and practices that name an owner, write down what things mean, and catch problems at the source. It runs the whole length of your data's journey, and it is far wider than the three moves I have given you. DAMA, our professional body, groups the work into eleven knowledge areas: data governance, data architecture, data modelling and design, data storage and operations, data security, data integration and interoperability, document and content management, reference and master data, data warehousing and business intelligence, metadata, and data quality. Every video I make sits somewhere on that map.</w:t>
       </w:r>
     </w:p>
     <w:p>
@@ -812,7 +796,7 @@
           <w:color w:val="1A1A1A"/>
           <w:sz w:val="26"/>
         </w:rPr>
-        <w:t>If this was useful, subscribe and send it to the colleague who needs it more than you do. I will see you in the next one.</w:t>
+        <w:t>Which of those eleven is your mess? Tell me in the comments. If this was useful, subscribe and send it to the colleague who needs it more than you do. I will see you in the next one.</w:t>
       </w:r>
     </w:p>
     <w:sectPr>
